--- a/1er trimestre/Apuntes Git.docx
+++ b/1er trimestre/Apuntes Git.docx
@@ -108,46 +108,467 @@
     </w:p>
     <w:p/>
     <w:p>
-      <w:r>
-        <w:t xml:space="preserve">Git </w:t>
-      </w:r>
-      <w:proofErr w:type="spellStart"/>
-      <w:r>
+      <w:proofErr w:type="spellStart"/>
+      <w:r>
+        <w:rPr>
+          <w:b/>
+        </w:rPr>
+        <w:t>g</w:t>
+      </w:r>
+      <w:r>
+        <w:rPr>
+          <w:b/>
+        </w:rPr>
+        <w:t>it</w:t>
+      </w:r>
+      <w:proofErr w:type="spellEnd"/>
+      <w:r>
+        <w:rPr>
+          <w:b/>
+        </w:rPr>
+        <w:t xml:space="preserve"> </w:t>
+      </w:r>
+      <w:proofErr w:type="spellStart"/>
+      <w:r>
+        <w:rPr>
+          <w:b/>
+        </w:rPr>
         <w:t>init</w:t>
       </w:r>
       <w:proofErr w:type="spellEnd"/>
       <w:r>
-        <w:t xml:space="preserve"> transforma la carpeta en un repositorio </w:t>
+        <w:t xml:space="preserve"> transforma la carpeta en un repositorio git</w:t>
+      </w:r>
+    </w:p>
+    <w:p>
+      <w:r>
+        <w:t>No puedo hacer “</w:t>
+      </w:r>
+      <w:proofErr w:type="spellStart"/>
+      <w:r>
+        <w:t>git</w:t>
+      </w:r>
+      <w:proofErr w:type="spellEnd"/>
+      <w:r>
+        <w:t xml:space="preserve"> </w:t>
+      </w:r>
+      <w:proofErr w:type="spellStart"/>
+      <w:r>
+        <w:t>init</w:t>
+      </w:r>
+      <w:proofErr w:type="spellEnd"/>
+      <w:r>
+        <w:t xml:space="preserve">” en subcarpetas de un repositorio </w:t>
+      </w:r>
+      <w:proofErr w:type="spellStart"/>
+      <w:r>
+        <w:t>git</w:t>
+      </w:r>
+      <w:proofErr w:type="spellEnd"/>
+    </w:p>
+    <w:p/>
+    <w:p>
+      <w:proofErr w:type="spellStart"/>
+      <w:r>
+        <w:rPr>
+          <w:b/>
+        </w:rPr>
+        <w:t>git</w:t>
+      </w:r>
+      <w:proofErr w:type="spellEnd"/>
+      <w:r>
+        <w:rPr>
+          <w:b/>
+        </w:rPr>
+        <w:t xml:space="preserve"> status</w:t>
+      </w:r>
+      <w:r>
+        <w:t xml:space="preserve"> te dice el status del repo</w:t>
+      </w:r>
+    </w:p>
+    <w:p>
+      <w:pPr>
+        <w:rPr>
+          <w:b/>
+        </w:rPr>
+      </w:pPr>
+      <w:proofErr w:type="spellStart"/>
+      <w:r>
+        <w:rPr>
+          <w:b/>
+        </w:rPr>
+        <w:t>git</w:t>
+      </w:r>
+      <w:proofErr w:type="spellEnd"/>
+      <w:r>
+        <w:rPr>
+          <w:b/>
+        </w:rPr>
+        <w:t xml:space="preserve"> log</w:t>
+      </w:r>
+    </w:p>
+    <w:p>
+      <w:proofErr w:type="spellStart"/>
+      <w:r>
+        <w:rPr>
+          <w:b/>
+        </w:rPr>
+        <w:t>git</w:t>
+      </w:r>
+      <w:proofErr w:type="spellEnd"/>
+      <w:r>
+        <w:rPr>
+          <w:b/>
+        </w:rPr>
+        <w:t xml:space="preserve"> </w:t>
+      </w:r>
+      <w:proofErr w:type="spellStart"/>
+      <w:r>
+        <w:rPr>
+          <w:b/>
+        </w:rPr>
+        <w:t>add</w:t>
+      </w:r>
+      <w:proofErr w:type="spellEnd"/>
+    </w:p>
+    <w:p>
+      <w:pPr>
+        <w:tabs>
+          <w:tab w:val="left" w:pos="5940"/>
+        </w:tabs>
+      </w:pPr>
+      <w:proofErr w:type="spellStart"/>
+      <w:r>
+        <w:rPr>
+          <w:b/>
+        </w:rPr>
+        <w:t>git</w:t>
+      </w:r>
+      <w:proofErr w:type="spellEnd"/>
+      <w:r>
+        <w:rPr>
+          <w:b/>
+        </w:rPr>
+        <w:t xml:space="preserve"> </w:t>
+      </w:r>
+      <w:proofErr w:type="spellStart"/>
+      <w:r>
+        <w:rPr>
+          <w:b/>
+        </w:rPr>
+        <w:t>config</w:t>
+      </w:r>
+      <w:proofErr w:type="spellEnd"/>
+      <w:r>
+        <w:t xml:space="preserve"> –global user.name “Noel” /</w:t>
+      </w:r>
+      <w:proofErr w:type="spellStart"/>
+      <w:proofErr w:type="gramStart"/>
+      <w:r>
+        <w:t>user.email</w:t>
+      </w:r>
+      <w:proofErr w:type="spellEnd"/>
+      <w:proofErr w:type="gramEnd"/>
+      <w:r>
+        <w:t xml:space="preserve"> “correo”</w:t>
+      </w:r>
+    </w:p>
+    <w:p>
+      <w:pPr>
+        <w:tabs>
+          <w:tab w:val="left" w:pos="5940"/>
+        </w:tabs>
+      </w:pPr>
+      <w:proofErr w:type="spellStart"/>
+      <w:r>
+        <w:rPr>
+          <w:b/>
+        </w:rPr>
+        <w:t>git</w:t>
+      </w:r>
+      <w:proofErr w:type="spellEnd"/>
+      <w:r>
+        <w:rPr>
+          <w:b/>
+        </w:rPr>
+        <w:t xml:space="preserve"> </w:t>
+      </w:r>
+      <w:proofErr w:type="spellStart"/>
+      <w:r>
+        <w:rPr>
+          <w:b/>
+        </w:rPr>
+        <w:t>remote</w:t>
+      </w:r>
+      <w:proofErr w:type="spellEnd"/>
+      <w:r>
+        <w:rPr>
+          <w:b/>
+        </w:rPr>
+        <w:t xml:space="preserve"> </w:t>
+      </w:r>
+      <w:proofErr w:type="spellStart"/>
+      <w:r>
+        <w:rPr>
+          <w:b/>
+        </w:rPr>
+        <w:t>add</w:t>
+      </w:r>
+      <w:proofErr w:type="spellEnd"/>
+      <w:r>
+        <w:t xml:space="preserve"> </w:t>
+      </w:r>
+      <w:proofErr w:type="spellStart"/>
+      <w:r>
+        <w:rPr>
+          <w:b/>
+        </w:rPr>
+        <w:t>origin</w:t>
+      </w:r>
+      <w:proofErr w:type="spellEnd"/>
+      <w:r>
+        <w:rPr>
+          <w:b/>
+        </w:rPr>
+        <w:t xml:space="preserve"> https…</w:t>
+      </w:r>
+      <w:r>
+        <w:t xml:space="preserve"> para poner </w:t>
+      </w:r>
+      <w:proofErr w:type="spellStart"/>
+      <w:r>
+        <w:t>github</w:t>
+      </w:r>
+      <w:proofErr w:type="spellEnd"/>
+      <w:r>
+        <w:t xml:space="preserve"> como repositorio remoto</w:t>
+      </w:r>
+    </w:p>
+    <w:p>
+      <w:pPr>
+        <w:tabs>
+          <w:tab w:val="left" w:pos="5940"/>
+        </w:tabs>
+      </w:pPr>
+      <w:r>
+        <w:t xml:space="preserve">Hay 1 </w:t>
+      </w:r>
+      <w:proofErr w:type="spellStart"/>
+      <w:r>
+        <w:t>commit</w:t>
+      </w:r>
+      <w:proofErr w:type="spellEnd"/>
+      <w:r>
+        <w:t xml:space="preserve"> con un </w:t>
+      </w:r>
+      <w:proofErr w:type="spellStart"/>
+      <w:r>
+        <w:t>hass</w:t>
+      </w:r>
+      <w:proofErr w:type="spellEnd"/>
+      <w:r>
+        <w:t xml:space="preserve">, el head está apuntando al repositorio principal y está enganchado a </w:t>
+      </w:r>
+      <w:proofErr w:type="spellStart"/>
+      <w:r>
+        <w:t>origin</w:t>
+      </w:r>
+      <w:proofErr w:type="spellEnd"/>
+      <w:r>
+        <w:t xml:space="preserve"> que está en el mismo sitio que el </w:t>
+      </w:r>
+      <w:proofErr w:type="spellStart"/>
+      <w:r>
+        <w:t>main</w:t>
+      </w:r>
+      <w:proofErr w:type="spellEnd"/>
+      <w:r>
+        <w:t xml:space="preserve"> (</w:t>
       </w:r>
       <w:bookmarkStart w:id="0" w:name="_GoBack"/>
       <w:bookmarkEnd w:id="0"/>
-      <w:r>
+      <w:proofErr w:type="spellStart"/>
+      <w:r>
+        <w:rPr>
+          <w:b/>
+        </w:rPr>
         <w:t>git</w:t>
       </w:r>
-    </w:p>
-    <w:p>
-      <w:r>
-        <w:t>No puedo hacer “</w:t>
-      </w:r>
-      <w:proofErr w:type="spellStart"/>
-      <w:r>
+      <w:proofErr w:type="spellEnd"/>
+      <w:r>
+        <w:rPr>
+          <w:b/>
+        </w:rPr>
+        <w:t xml:space="preserve"> </w:t>
+      </w:r>
+      <w:proofErr w:type="spellStart"/>
+      <w:r>
+        <w:rPr>
+          <w:b/>
+        </w:rPr>
+        <w:t>push</w:t>
+      </w:r>
+      <w:proofErr w:type="spellEnd"/>
+      <w:r>
+        <w:rPr>
+          <w:b/>
+        </w:rPr>
+        <w:t xml:space="preserve"> -u </w:t>
+      </w:r>
+      <w:proofErr w:type="spellStart"/>
+      <w:r>
+        <w:rPr>
+          <w:b/>
+        </w:rPr>
+        <w:t>origin</w:t>
+      </w:r>
+      <w:proofErr w:type="spellEnd"/>
+      <w:r>
+        <w:rPr>
+          <w:b/>
+        </w:rPr>
+        <w:t xml:space="preserve"> </w:t>
+      </w:r>
+      <w:proofErr w:type="spellStart"/>
+      <w:r>
+        <w:rPr>
+          <w:b/>
+        </w:rPr>
+        <w:t>main</w:t>
+      </w:r>
+      <w:proofErr w:type="spellEnd"/>
+      <w:r>
+        <w:t>)</w:t>
+      </w:r>
+      <w:r>
+        <w:tab/>
+      </w:r>
+    </w:p>
+    <w:p>
+      <w:pPr>
+        <w:tabs>
+          <w:tab w:val="left" w:pos="5940"/>
+        </w:tabs>
+      </w:pPr>
+      <w:r>
+        <w:drawing>
+          <wp:inline distT="0" distB="0" distL="0" distR="0" wp14:anchorId="7AD87B8A" wp14:editId="5E085DDC">
+            <wp:extent cx="5172797" cy="962159"/>
+            <wp:effectExtent l="0" t="0" r="8890" b="9525"/>
+            <wp:docPr id="1" name="Imagen 1"/>
+            <wp:cNvGraphicFramePr>
+              <a:graphicFrameLocks xmlns:a="http://schemas.openxmlformats.org/drawingml/2006/main" noChangeAspect="1"/>
+            </wp:cNvGraphicFramePr>
+            <a:graphic xmlns:a="http://schemas.openxmlformats.org/drawingml/2006/main">
+              <a:graphicData uri="http://schemas.openxmlformats.org/drawingml/2006/picture">
+                <pic:pic xmlns:pic="http://schemas.openxmlformats.org/drawingml/2006/picture">
+                  <pic:nvPicPr>
+                    <pic:cNvPr id="1" name=""/>
+                    <pic:cNvPicPr/>
+                  </pic:nvPicPr>
+                  <pic:blipFill>
+                    <a:blip r:embed="rId4"/>
+                    <a:stretch>
+                      <a:fillRect/>
+                    </a:stretch>
+                  </pic:blipFill>
+                  <pic:spPr>
+                    <a:xfrm>
+                      <a:off x="0" y="0"/>
+                      <a:ext cx="5172797" cy="962159"/>
+                    </a:xfrm>
+                    <a:prstGeom prst="rect">
+                      <a:avLst/>
+                    </a:prstGeom>
+                  </pic:spPr>
+                </pic:pic>
+              </a:graphicData>
+            </a:graphic>
+          </wp:inline>
+        </w:drawing>
+      </w:r>
+    </w:p>
+    <w:p>
+      <w:pPr>
+        <w:tabs>
+          <w:tab w:val="left" w:pos="5940"/>
+        </w:tabs>
+      </w:pPr>
+      <w:r>
+        <w:rPr>
+          <w:b/>
+        </w:rPr>
+        <w:t xml:space="preserve">Git </w:t>
+      </w:r>
+      <w:proofErr w:type="spellStart"/>
+      <w:r>
+        <w:rPr>
+          <w:b/>
+        </w:rPr>
+        <w:t>fetch</w:t>
+      </w:r>
+      <w:proofErr w:type="spellEnd"/>
+      <w:r>
+        <w:t xml:space="preserve"> comprueba el repo remoto y mira si hay cambios</w:t>
+      </w:r>
+    </w:p>
+    <w:p>
+      <w:pPr>
+        <w:tabs>
+          <w:tab w:val="left" w:pos="5940"/>
+        </w:tabs>
+      </w:pPr>
+      <w:r>
+        <w:t xml:space="preserve">Si hay cambios hacemos un </w:t>
+      </w:r>
+      <w:proofErr w:type="spellStart"/>
+      <w:r>
+        <w:rPr>
+          <w:b/>
+        </w:rPr>
         <w:t>git</w:t>
       </w:r>
       <w:proofErr w:type="spellEnd"/>
       <w:r>
+        <w:rPr>
+          <w:b/>
+        </w:rPr>
         <w:t xml:space="preserve"> </w:t>
       </w:r>
       <w:proofErr w:type="spellStart"/>
       <w:r>
-        <w:t>init</w:t>
-      </w:r>
-      <w:proofErr w:type="spellEnd"/>
-      <w:r>
-        <w:t xml:space="preserve">” en subcarpetas de un repositorio </w:t>
-      </w:r>
-      <w:proofErr w:type="spellStart"/>
-      <w:r>
-        <w:t>git</w:t>
+        <w:rPr>
+          <w:b/>
+        </w:rPr>
+        <w:t>merge</w:t>
+      </w:r>
+      <w:proofErr w:type="spellEnd"/>
+      <w:r>
+        <w:rPr>
+          <w:b/>
+        </w:rPr>
+        <w:t xml:space="preserve"> </w:t>
+      </w:r>
+      <w:proofErr w:type="spellStart"/>
+      <w:r>
+        <w:rPr>
+          <w:b/>
+        </w:rPr>
+        <w:t>origin</w:t>
+      </w:r>
+      <w:proofErr w:type="spellEnd"/>
+      <w:r>
+        <w:rPr>
+          <w:b/>
+        </w:rPr>
+        <w:t>/</w:t>
+      </w:r>
+      <w:proofErr w:type="spellStart"/>
+      <w:r>
+        <w:rPr>
+          <w:b/>
+        </w:rPr>
+        <w:t>main</w:t>
       </w:r>
       <w:proofErr w:type="spellEnd"/>
     </w:p>

--- a/1er trimestre/Apuntes Git.docx
+++ b/1er trimestre/Apuntes Git.docx
@@ -385,8 +385,6 @@
       <w:r>
         <w:t xml:space="preserve"> (</w:t>
       </w:r>
-      <w:bookmarkStart w:id="0" w:name="_GoBack"/>
-      <w:bookmarkEnd w:id="0"/>
       <w:proofErr w:type="spellStart"/>
       <w:r>
         <w:rPr>
@@ -467,7 +465,7 @@
                     <pic:cNvPicPr/>
                   </pic:nvPicPr>
                   <pic:blipFill>
-                    <a:blip r:embed="rId4"/>
+                    <a:blip r:embed="rId5"/>
                     <a:stretch>
                       <a:fillRect/>
                     </a:stretch>
@@ -505,11 +503,19 @@
         <w:rPr>
           <w:b/>
         </w:rPr>
-        <w:t>fetch</w:t>
-      </w:r>
-      <w:proofErr w:type="spellEnd"/>
-      <w:r>
-        <w:t xml:space="preserve"> comprueba el repo remoto y mira si hay cambios</w:t>
+        <w:t>code</w:t>
+      </w:r>
+      <w:proofErr w:type="spellEnd"/>
+      <w:r>
+        <w:t xml:space="preserve"> </w:t>
+      </w:r>
+      <w:proofErr w:type="spellStart"/>
+      <w:r>
+        <w:t>url</w:t>
+      </w:r>
+      <w:proofErr w:type="spellEnd"/>
+      <w:r>
+        <w:t xml:space="preserve"> (Para clonar el repositorio)</w:t>
       </w:r>
     </w:p>
     <w:p>
@@ -519,57 +525,178 @@
         </w:tabs>
       </w:pPr>
       <w:r>
-        <w:t xml:space="preserve">Si hay cambios hacemos un </w:t>
-      </w:r>
-      <w:proofErr w:type="spellStart"/>
-      <w:r>
-        <w:rPr>
-          <w:b/>
-        </w:rPr>
-        <w:t>git</w:t>
-      </w:r>
-      <w:proofErr w:type="spellEnd"/>
-      <w:r>
-        <w:rPr>
-          <w:b/>
-        </w:rPr>
+        <w:t>En cualquier PC, al terminar de trabajar:</w:t>
+      </w:r>
+    </w:p>
+    <w:p>
+      <w:pPr>
+        <w:pStyle w:val="Prrafodelista"/>
+        <w:numPr>
+          <w:ilvl w:val="0"/>
+          <w:numId w:val="1"/>
+        </w:numPr>
+        <w:tabs>
+          <w:tab w:val="left" w:pos="5940"/>
+        </w:tabs>
+      </w:pPr>
+      <w:r>
+        <w:t xml:space="preserve"> Dejamos el directorio de trabajo limpio</w:t>
+      </w:r>
+    </w:p>
+    <w:p>
+      <w:pPr>
+        <w:pStyle w:val="Prrafodelista"/>
+        <w:numPr>
+          <w:ilvl w:val="0"/>
+          <w:numId w:val="2"/>
+        </w:numPr>
+        <w:tabs>
+          <w:tab w:val="left" w:pos="5940"/>
+        </w:tabs>
+      </w:pPr>
+      <w:proofErr w:type="spellStart"/>
+      <w:r>
+        <w:t>Ctrl</w:t>
+      </w:r>
+      <w:proofErr w:type="spellEnd"/>
+      <w:r>
+        <w:t xml:space="preserve"> + S (guardar) todos los ficheros</w:t>
+      </w:r>
+    </w:p>
+    <w:p>
+      <w:pPr>
+        <w:pStyle w:val="Prrafodelista"/>
+        <w:numPr>
+          <w:ilvl w:val="0"/>
+          <w:numId w:val="2"/>
+        </w:numPr>
+        <w:tabs>
+          <w:tab w:val="left" w:pos="5940"/>
+        </w:tabs>
+      </w:pPr>
+      <w:r>
+        <w:t xml:space="preserve">Git </w:t>
+      </w:r>
+      <w:proofErr w:type="spellStart"/>
+      <w:proofErr w:type="gramStart"/>
+      <w:r>
+        <w:t>add</w:t>
+      </w:r>
+      <w:proofErr w:type="spellEnd"/>
+      <w:r>
+        <w:t xml:space="preserve"> .</w:t>
+      </w:r>
+      <w:proofErr w:type="gramEnd"/>
+    </w:p>
+    <w:p>
+      <w:pPr>
+        <w:pStyle w:val="Prrafodelista"/>
+        <w:numPr>
+          <w:ilvl w:val="0"/>
+          <w:numId w:val="2"/>
+        </w:numPr>
+        <w:tabs>
+          <w:tab w:val="left" w:pos="5940"/>
+        </w:tabs>
+      </w:pPr>
+      <w:r>
+        <w:t xml:space="preserve">Git </w:t>
+      </w:r>
+      <w:proofErr w:type="spellStart"/>
+      <w:r>
+        <w:t>commit</w:t>
+      </w:r>
+      <w:proofErr w:type="spellEnd"/>
+      <w:r>
+        <w:t xml:space="preserve"> -m “___”</w:t>
+      </w:r>
+    </w:p>
+    <w:p>
+      <w:pPr>
+        <w:pStyle w:val="Prrafodelista"/>
+        <w:numPr>
+          <w:ilvl w:val="0"/>
+          <w:numId w:val="2"/>
+        </w:numPr>
+        <w:tabs>
+          <w:tab w:val="left" w:pos="5940"/>
+        </w:tabs>
+      </w:pPr>
+      <w:r>
+        <w:t xml:space="preserve">Git </w:t>
+      </w:r>
+      <w:proofErr w:type="spellStart"/>
+      <w:r>
+        <w:t>push</w:t>
+      </w:r>
+      <w:proofErr w:type="spellEnd"/>
+    </w:p>
+    <w:p>
+      <w:pPr>
+        <w:tabs>
+          <w:tab w:val="left" w:pos="5940"/>
+        </w:tabs>
+      </w:pPr>
+      <w:r>
+        <w:t>En cualquier ordenador al que llego, antes de empezar a trabajar:</w:t>
+      </w:r>
+    </w:p>
+    <w:p>
+      <w:pPr>
+        <w:pStyle w:val="Prrafodelista"/>
+        <w:numPr>
+          <w:ilvl w:val="0"/>
+          <w:numId w:val="2"/>
+        </w:numPr>
+        <w:tabs>
+          <w:tab w:val="left" w:pos="5940"/>
+        </w:tabs>
+      </w:pPr>
+      <w:r>
+        <w:t xml:space="preserve">Git </w:t>
+      </w:r>
+      <w:proofErr w:type="spellStart"/>
+      <w:r>
+        <w:t>fetch</w:t>
+      </w:r>
+      <w:proofErr w:type="spellEnd"/>
+    </w:p>
+    <w:p>
+      <w:pPr>
+        <w:pStyle w:val="Prrafodelista"/>
+        <w:numPr>
+          <w:ilvl w:val="0"/>
+          <w:numId w:val="2"/>
+        </w:numPr>
+        <w:tabs>
+          <w:tab w:val="left" w:pos="5940"/>
+        </w:tabs>
+      </w:pPr>
+      <w:r>
+        <w:t xml:space="preserve">Git </w:t>
+      </w:r>
+      <w:proofErr w:type="spellStart"/>
+      <w:r>
+        <w:t>merge</w:t>
+      </w:r>
+      <w:proofErr w:type="spellEnd"/>
+      <w:r>
         <w:t xml:space="preserve"> </w:t>
       </w:r>
       <w:proofErr w:type="spellStart"/>
       <w:r>
-        <w:rPr>
-          <w:b/>
-        </w:rPr>
-        <w:t>merge</w:t>
-      </w:r>
-      <w:proofErr w:type="spellEnd"/>
-      <w:r>
-        <w:rPr>
-          <w:b/>
-        </w:rPr>
-        <w:t xml:space="preserve"> </w:t>
-      </w:r>
-      <w:proofErr w:type="spellStart"/>
-      <w:r>
-        <w:rPr>
-          <w:b/>
-        </w:rPr>
         <w:t>origin</w:t>
       </w:r>
       <w:proofErr w:type="spellEnd"/>
       <w:r>
-        <w:rPr>
-          <w:b/>
-        </w:rPr>
         <w:t>/</w:t>
       </w:r>
       <w:proofErr w:type="spellStart"/>
       <w:r>
-        <w:rPr>
-          <w:b/>
-        </w:rPr>
         <w:t>main</w:t>
       </w:r>
+      <w:bookmarkStart w:id="0" w:name="_GoBack"/>
+      <w:bookmarkEnd w:id="0"/>
       <w:proofErr w:type="spellEnd"/>
     </w:p>
     <w:sectPr>
@@ -580,6 +707,219 @@
     </w:sectPr>
   </w:body>
 </w:document>
+</file>
+
+<file path=word/numbering.xml><?xml version="1.0" encoding="utf-8"?>
+<w:numbering xmlns:wpc="http://schemas.microsoft.com/office/word/2010/wordprocessingCanvas" xmlns:cx="http://schemas.microsoft.com/office/drawing/2014/chartex" xmlns:cx1="http://schemas.microsoft.com/office/drawing/2015/9/8/chartex" xmlns:cx2="http://schemas.microsoft.com/office/drawing/2015/10/21/chartex" xmlns:cx3="http://schemas.microsoft.com/office/drawing/2016/5/9/chartex" xmlns:cx4="http://schemas.microsoft.com/office/drawing/2016/5/10/chartex" xmlns:cx5="http://schemas.microsoft.com/office/drawing/2016/5/11/chartex" xmlns:cx6="http://schemas.microsoft.com/office/drawing/2016/5/12/chartex" xmlns:cx7="http://schemas.microsoft.com/office/drawing/2016/5/13/chartex" xmlns:cx8="http://schemas.microsoft.com/office/drawing/2016/5/14/chartex" xmlns:mc="http://schemas.openxmlformats.org/markup-compatibility/2006" xmlns:aink="http://schemas.microsoft.com/office/drawing/2016/ink" xmlns:am3d="http://schemas.microsoft.com/office/drawing/2017/model3d" xmlns:o="urn:schemas-microsoft-com:office:office" xmlns:r="http://schemas.openxmlformats.org/officeDocument/2006/relationships" xmlns:m="http://schemas.openxmlformats.org/officeDocument/2006/math" xmlns:v="urn:schemas-microsoft-com:vml" xmlns:wp14="http://schemas.microsoft.com/office/word/2010/wordprocessingDrawing" xmlns:wp="http://schemas.openxmlformats.org/drawingml/2006/wordprocessingDrawing" xmlns:w10="urn:schemas-microsoft-com:office:word" xmlns:w="http://schemas.openxmlformats.org/wordprocessingml/2006/main" xmlns:w14="http://schemas.microsoft.com/office/word/2010/wordml" xmlns:w15="http://schemas.microsoft.com/office/word/2012/wordml" xmlns:w16cid="http://schemas.microsoft.com/office/word/2016/wordml/cid" xmlns:w16se="http://schemas.microsoft.com/office/word/2015/wordml/symex" xmlns:wpg="http://schemas.microsoft.com/office/word/2010/wordprocessingGroup" xmlns:wpi="http://schemas.microsoft.com/office/word/2010/wordprocessingInk" xmlns:wne="http://schemas.microsoft.com/office/word/2006/wordml" xmlns:wps="http://schemas.microsoft.com/office/word/2010/wordprocessingShape" mc:Ignorable="w14 w15 w16se w16cid wp14">
+  <w:abstractNum w:abstractNumId="0" w15:restartNumberingAfterBreak="0">
+    <w:nsid w:val="118371FA"/>
+    <w:multiLevelType w:val="hybridMultilevel"/>
+    <w:tmpl w:val="29C4956A"/>
+    <w:lvl w:ilvl="0" w:tplc="0C0A000F">
+      <w:start w:val="1"/>
+      <w:numFmt w:val="decimal"/>
+      <w:lvlText w:val="%1."/>
+      <w:lvlJc w:val="left"/>
+      <w:pPr>
+        <w:ind w:left="720" w:hanging="360"/>
+      </w:pPr>
+      <w:rPr>
+        <w:rFonts w:hint="default"/>
+      </w:rPr>
+    </w:lvl>
+    <w:lvl w:ilvl="1" w:tplc="0C0A0019" w:tentative="1">
+      <w:start w:val="1"/>
+      <w:numFmt w:val="lowerLetter"/>
+      <w:lvlText w:val="%2."/>
+      <w:lvlJc w:val="left"/>
+      <w:pPr>
+        <w:ind w:left="1440" w:hanging="360"/>
+      </w:pPr>
+    </w:lvl>
+    <w:lvl w:ilvl="2" w:tplc="0C0A001B" w:tentative="1">
+      <w:start w:val="1"/>
+      <w:numFmt w:val="lowerRoman"/>
+      <w:lvlText w:val="%3."/>
+      <w:lvlJc w:val="right"/>
+      <w:pPr>
+        <w:ind w:left="2160" w:hanging="180"/>
+      </w:pPr>
+    </w:lvl>
+    <w:lvl w:ilvl="3" w:tplc="0C0A000F" w:tentative="1">
+      <w:start w:val="1"/>
+      <w:numFmt w:val="decimal"/>
+      <w:lvlText w:val="%4."/>
+      <w:lvlJc w:val="left"/>
+      <w:pPr>
+        <w:ind w:left="2880" w:hanging="360"/>
+      </w:pPr>
+    </w:lvl>
+    <w:lvl w:ilvl="4" w:tplc="0C0A0019" w:tentative="1">
+      <w:start w:val="1"/>
+      <w:numFmt w:val="lowerLetter"/>
+      <w:lvlText w:val="%5."/>
+      <w:lvlJc w:val="left"/>
+      <w:pPr>
+        <w:ind w:left="3600" w:hanging="360"/>
+      </w:pPr>
+    </w:lvl>
+    <w:lvl w:ilvl="5" w:tplc="0C0A001B" w:tentative="1">
+      <w:start w:val="1"/>
+      <w:numFmt w:val="lowerRoman"/>
+      <w:lvlText w:val="%6."/>
+      <w:lvlJc w:val="right"/>
+      <w:pPr>
+        <w:ind w:left="4320" w:hanging="180"/>
+      </w:pPr>
+    </w:lvl>
+    <w:lvl w:ilvl="6" w:tplc="0C0A000F" w:tentative="1">
+      <w:start w:val="1"/>
+      <w:numFmt w:val="decimal"/>
+      <w:lvlText w:val="%7."/>
+      <w:lvlJc w:val="left"/>
+      <w:pPr>
+        <w:ind w:left="5040" w:hanging="360"/>
+      </w:pPr>
+    </w:lvl>
+    <w:lvl w:ilvl="7" w:tplc="0C0A0019" w:tentative="1">
+      <w:start w:val="1"/>
+      <w:numFmt w:val="lowerLetter"/>
+      <w:lvlText w:val="%8."/>
+      <w:lvlJc w:val="left"/>
+      <w:pPr>
+        <w:ind w:left="5760" w:hanging="360"/>
+      </w:pPr>
+    </w:lvl>
+    <w:lvl w:ilvl="8" w:tplc="0C0A001B" w:tentative="1">
+      <w:start w:val="1"/>
+      <w:numFmt w:val="lowerRoman"/>
+      <w:lvlText w:val="%9."/>
+      <w:lvlJc w:val="right"/>
+      <w:pPr>
+        <w:ind w:left="6480" w:hanging="180"/>
+      </w:pPr>
+    </w:lvl>
+  </w:abstractNum>
+  <w:abstractNum w:abstractNumId="1" w15:restartNumberingAfterBreak="0">
+    <w:nsid w:val="46DE091F"/>
+    <w:multiLevelType w:val="hybridMultilevel"/>
+    <w:tmpl w:val="3968D0B0"/>
+    <w:lvl w:ilvl="0" w:tplc="E7D46B84">
+      <w:start w:val="1"/>
+      <w:numFmt w:val="bullet"/>
+      <w:lvlText w:val=""/>
+      <w:lvlJc w:val="left"/>
+      <w:pPr>
+        <w:ind w:left="1080" w:hanging="360"/>
+      </w:pPr>
+      <w:rPr>
+        <w:rFonts w:ascii="Wingdings" w:eastAsiaTheme="minorHAnsi" w:hAnsi="Wingdings" w:cstheme="minorBidi" w:hint="default"/>
+      </w:rPr>
+    </w:lvl>
+    <w:lvl w:ilvl="1" w:tplc="0C0A0003" w:tentative="1">
+      <w:start w:val="1"/>
+      <w:numFmt w:val="bullet"/>
+      <w:lvlText w:val="o"/>
+      <w:lvlJc w:val="left"/>
+      <w:pPr>
+        <w:ind w:left="1800" w:hanging="360"/>
+      </w:pPr>
+      <w:rPr>
+        <w:rFonts w:ascii="Courier New" w:hAnsi="Courier New" w:cs="Courier New" w:hint="default"/>
+      </w:rPr>
+    </w:lvl>
+    <w:lvl w:ilvl="2" w:tplc="0C0A0005" w:tentative="1">
+      <w:start w:val="1"/>
+      <w:numFmt w:val="bullet"/>
+      <w:lvlText w:val=""/>
+      <w:lvlJc w:val="left"/>
+      <w:pPr>
+        <w:ind w:left="2520" w:hanging="360"/>
+      </w:pPr>
+      <w:rPr>
+        <w:rFonts w:ascii="Wingdings" w:hAnsi="Wingdings" w:hint="default"/>
+      </w:rPr>
+    </w:lvl>
+    <w:lvl w:ilvl="3" w:tplc="0C0A0001" w:tentative="1">
+      <w:start w:val="1"/>
+      <w:numFmt w:val="bullet"/>
+      <w:lvlText w:val=""/>
+      <w:lvlJc w:val="left"/>
+      <w:pPr>
+        <w:ind w:left="3240" w:hanging="360"/>
+      </w:pPr>
+      <w:rPr>
+        <w:rFonts w:ascii="Symbol" w:hAnsi="Symbol" w:hint="default"/>
+      </w:rPr>
+    </w:lvl>
+    <w:lvl w:ilvl="4" w:tplc="0C0A0003" w:tentative="1">
+      <w:start w:val="1"/>
+      <w:numFmt w:val="bullet"/>
+      <w:lvlText w:val="o"/>
+      <w:lvlJc w:val="left"/>
+      <w:pPr>
+        <w:ind w:left="3960" w:hanging="360"/>
+      </w:pPr>
+      <w:rPr>
+        <w:rFonts w:ascii="Courier New" w:hAnsi="Courier New" w:cs="Courier New" w:hint="default"/>
+      </w:rPr>
+    </w:lvl>
+    <w:lvl w:ilvl="5" w:tplc="0C0A0005" w:tentative="1">
+      <w:start w:val="1"/>
+      <w:numFmt w:val="bullet"/>
+      <w:lvlText w:val=""/>
+      <w:lvlJc w:val="left"/>
+      <w:pPr>
+        <w:ind w:left="4680" w:hanging="360"/>
+      </w:pPr>
+      <w:rPr>
+        <w:rFonts w:ascii="Wingdings" w:hAnsi="Wingdings" w:hint="default"/>
+      </w:rPr>
+    </w:lvl>
+    <w:lvl w:ilvl="6" w:tplc="0C0A0001" w:tentative="1">
+      <w:start w:val="1"/>
+      <w:numFmt w:val="bullet"/>
+      <w:lvlText w:val=""/>
+      <w:lvlJc w:val="left"/>
+      <w:pPr>
+        <w:ind w:left="5400" w:hanging="360"/>
+      </w:pPr>
+      <w:rPr>
+        <w:rFonts w:ascii="Symbol" w:hAnsi="Symbol" w:hint="default"/>
+      </w:rPr>
+    </w:lvl>
+    <w:lvl w:ilvl="7" w:tplc="0C0A0003" w:tentative="1">
+      <w:start w:val="1"/>
+      <w:numFmt w:val="bullet"/>
+      <w:lvlText w:val="o"/>
+      <w:lvlJc w:val="left"/>
+      <w:pPr>
+        <w:ind w:left="6120" w:hanging="360"/>
+      </w:pPr>
+      <w:rPr>
+        <w:rFonts w:ascii="Courier New" w:hAnsi="Courier New" w:cs="Courier New" w:hint="default"/>
+      </w:rPr>
+    </w:lvl>
+    <w:lvl w:ilvl="8" w:tplc="0C0A0005" w:tentative="1">
+      <w:start w:val="1"/>
+      <w:numFmt w:val="bullet"/>
+      <w:lvlText w:val=""/>
+      <w:lvlJc w:val="left"/>
+      <w:pPr>
+        <w:ind w:left="6840" w:hanging="360"/>
+      </w:pPr>
+      <w:rPr>
+        <w:rFonts w:ascii="Wingdings" w:hAnsi="Wingdings" w:hint="default"/>
+      </w:rPr>
+    </w:lvl>
+  </w:abstractNum>
+  <w:num w:numId="1">
+    <w:abstractNumId w:val="0"/>
+  </w:num>
+  <w:num w:numId="2">
+    <w:abstractNumId w:val="1"/>
+  </w:num>
+</w:numbering>
 </file>
 
 <file path=word/styles.xml><?xml version="1.0" encoding="utf-8"?>
@@ -1007,6 +1347,17 @@
     <w:semiHidden/>
     <w:unhideWhenUsed/>
   </w:style>
+  <w:style w:type="paragraph" w:styleId="Prrafodelista">
+    <w:name w:val="List Paragraph"/>
+    <w:basedOn w:val="Normal"/>
+    <w:uiPriority w:val="34"/>
+    <w:qFormat/>
+    <w:rsid w:val="00C303E0"/>
+    <w:pPr>
+      <w:ind w:left="720"/>
+      <w:contextualSpacing/>
+    </w:pPr>
+  </w:style>
 </w:styles>
 </file>
 

--- a/1er trimestre/Apuntes Git.docx
+++ b/1er trimestre/Apuntes Git.docx
@@ -185,26 +185,51 @@
       <w:r>
         <w:t xml:space="preserve"> te dice el status del repo</w:t>
       </w:r>
-    </w:p>
-    <w:p>
-      <w:pPr>
-        <w:rPr>
-          <w:b/>
-        </w:rPr>
-      </w:pPr>
-      <w:proofErr w:type="spellStart"/>
-      <w:r>
-        <w:rPr>
-          <w:b/>
-        </w:rPr>
+      <w:r>
+        <w:t xml:space="preserve"> (Hacer siempre que se quiera hacer algo de </w:t>
+      </w:r>
+      <w:proofErr w:type="spellStart"/>
+      <w:r>
         <w:t>git</w:t>
       </w:r>
       <w:proofErr w:type="spellEnd"/>
       <w:r>
+        <w:t>)</w:t>
+      </w:r>
+    </w:p>
+    <w:p>
+      <w:pPr>
+        <w:rPr>
+          <w:b/>
+        </w:rPr>
+      </w:pPr>
+      <w:proofErr w:type="spellStart"/>
+      <w:r>
+        <w:rPr>
+          <w:b/>
+        </w:rPr>
+        <w:t>git</w:t>
+      </w:r>
+      <w:proofErr w:type="spellEnd"/>
+      <w:r>
         <w:rPr>
           <w:b/>
         </w:rPr>
         <w:t xml:space="preserve"> log</w:t>
+      </w:r>
+      <w:r>
+        <w:rPr>
+          <w:b/>
+        </w:rPr>
+        <w:t xml:space="preserve"> </w:t>
+      </w:r>
+      <w:r>
+        <w:t>(Segundo comando a</w:t>
+      </w:r>
+      <w:bookmarkStart w:id="0" w:name="_GoBack"/>
+      <w:bookmarkEnd w:id="0"/>
+      <w:r>
+        <w:t xml:space="preserve"> hacer siempre)</w:t>
       </w:r>
     </w:p>
     <w:p>
@@ -449,6 +474,9 @@
         </w:tabs>
       </w:pPr>
       <w:r>
+        <w:rPr>
+          <w:noProof/>
+        </w:rPr>
         <w:drawing>
           <wp:inline distT="0" distB="0" distL="0" distR="0" wp14:anchorId="7AD87B8A" wp14:editId="5E085DDC">
             <wp:extent cx="5172797" cy="962159"/>
@@ -498,14 +526,12 @@
         </w:rPr>
         <w:t xml:space="preserve">Git </w:t>
       </w:r>
-      <w:proofErr w:type="spellStart"/>
-      <w:r>
-        <w:rPr>
-          <w:b/>
-        </w:rPr>
-        <w:t>code</w:t>
-      </w:r>
-      <w:proofErr w:type="spellEnd"/>
+      <w:r>
+        <w:rPr>
+          <w:b/>
+        </w:rPr>
+        <w:t>clone</w:t>
+      </w:r>
       <w:r>
         <w:t xml:space="preserve"> </w:t>
       </w:r>
@@ -695,8 +721,6 @@
       <w:r>
         <w:t>main</w:t>
       </w:r>
-      <w:bookmarkStart w:id="0" w:name="_GoBack"/>
-      <w:bookmarkEnd w:id="0"/>
       <w:proofErr w:type="spellEnd"/>
     </w:p>
     <w:sectPr>
